--- a/backend/CDC_UAC_Presence_Final.docx
+++ b/backend/CDC_UAC_Presence_Final.docx
@@ -4229,7 +4229,7 @@
           <w:sz w:val="20"/>
           <w:szCs w:val="20"/>
         </w:rPr>
-        <w:t>Laravel est un framework PHP open source de niveau entreprise retenu pour son architecture MVC éprouvée, son ORM Eloquent (support natif PostgreSQL), son système de queues asynchrones intégré (Redis), son Artisan CLI et son écosystème de sécurité mature (CSRF natif, middleware d'authentification). Sa forte disponibilité de développeurs dans le contexte béninois constitue un avantage décisif.</w:t>
+        <w:t>Laravel est un framework PHP open source de niveau entreprise retenu pour son architecture MVC éprouvée, son ORM Eloquent (support natif PostgreSQL), son système de queues asynchrones intégré, son Artisan CLI et son écosystème de sécurité mature (middleware d'authentification, limitation de débit, jetons révocables). Sa forte disponibilité de développeurs dans le contexte béninois constitue un avantage décisif.</w:t>
       </w:r>
     </w:p>
     <w:p>
@@ -4263,7 +4263,7 @@
           <w:sz w:val="20"/>
           <w:szCs w:val="20"/>
         </w:rPr>
-        <w:t>React.js est retenu pour son architecture par composants réutilisables, sa gestion d'état réactive (React Context/Redux), et sa capacité de déploiement en tant que Progressive Web App (PWA) , offrant un accès hors-ligne partiel crucial dans des contextes de connectivité intermittente. Compatibilité optimale desktop et mobile (smartphone étant le principal mode d'accès étudiant).</w:t>
+        <w:t>React.js est retenu pour son architecture par composants réutilisables, sa gestion d'état réactive par Context et par hooks, et son découpage en modules chargés à la demande, qui allège la première visite sur une connexion lente. Compatibilité optimale desktop et mobile (smartphone étant le principal mode d'accès étudiant).</w:t>
       </w:r>
     </w:p>
     <w:p>
@@ -4543,7 +4543,7 @@
                 <w:sz w:val="20"/>
                 <w:szCs w:val="20"/>
               </w:rPr>
-              <w:t>Laravel 13.8.0 / PHP 8.3</w:t>
+              <w:t>Laravel 12.64 / PHP 8.3</w:t>
             </w:r>
           </w:p>
         </w:tc>
@@ -4632,7 +4632,7 @@
                 <w:sz w:val="20"/>
                 <w:szCs w:val="20"/>
               </w:rPr>
-              <w:t>React 19.2.6 (SPA/PWA)</w:t>
+              <w:t>React 19.2.6 (application monopage)</w:t>
             </w:r>
           </w:p>
         </w:tc>
@@ -4721,7 +4721,7 @@
                 <w:sz w:val="20"/>
                 <w:szCs w:val="20"/>
               </w:rPr>
-              <w:t>PostgreSQL 16.x</w:t>
+              <w:t>PostgreSQL 15 ou supérieur (instance gérée Supabase)</w:t>
             </w:r>
           </w:p>
         </w:tc>
@@ -4810,7 +4810,7 @@
                 <w:sz w:val="20"/>
                 <w:szCs w:val="20"/>
               </w:rPr>
-              <w:t>Gemini 2.5 Flash (quota gratuit)</w:t>
+              <w:t>Gemini 3.6 Flash par défaut (quota gratuit). Le fournisseur et le modèle sont configurables : Gemini, Groq ou OpenRouter</w:t>
             </w:r>
           </w:p>
         </w:tc>
@@ -4899,7 +4899,7 @@
                 <w:sz w:val="20"/>
                 <w:szCs w:val="20"/>
               </w:rPr>
-              <w:t>Driver Redis ou Database</w:t>
+              <w:t>Driver Database</w:t>
             </w:r>
           </w:p>
         </w:tc>
@@ -4988,7 +4988,7 @@
                 <w:sz w:val="20"/>
                 <w:szCs w:val="20"/>
               </w:rPr>
-              <w:t>Redis 8.6.3</w:t>
+              <w:t>Cache sur fichiers (aucune dépendance à Redis)</w:t>
             </w:r>
           </w:p>
         </w:tc>
@@ -5138,7 +5138,7 @@
                 <w:sz w:val="20"/>
                 <w:szCs w:val="20"/>
               </w:rPr>
-              <w:t>Gmail SMTP</w:t>
+              <w:t>API Resend</w:t>
             </w:r>
           </w:p>
         </w:tc>
@@ -5227,7 +5227,7 @@
                 <w:sz w:val="20"/>
                 <w:szCs w:val="20"/>
               </w:rPr>
-              <w:t>Render.com ou VPS UAC</w:t>
+              <w:t>Render (API et planificateur), Vercel (frontend), Supabase (base et stockage)</w:t>
             </w:r>
           </w:p>
         </w:tc>
@@ -5344,7 +5344,7 @@
                 <w:sz w:val="20"/>
                 <w:szCs w:val="20"/>
               </w:rPr>
-              <w:t>Branche main protégée</w:t>
+              <w:t>Branche master protégée</w:t>
             </w:r>
           </w:p>
         </w:tc>
@@ -5687,7 +5687,7 @@
                 <w:sz w:val="20"/>
                 <w:szCs w:val="20"/>
               </w:rPr>
-              <w:t>Limité (formulaire de scan uniquement)</w:t>
+              <w:t>Limité (formulaire de scan et application mobile)</w:t>
             </w:r>
           </w:p>
         </w:tc>
@@ -5776,7 +5776,7 @@
           <w:sz w:val="20"/>
           <w:szCs w:val="20"/>
         </w:rPr>
-        <w:t>Couche Applicative (Backend Laravel) : API RESTful orchestrant la logique métier, la génération des QR Codes, l'interaction avec l'API Gemini, l'envoi des e-mails, et les statistiques. Les traitements longs sont délégués à un système de queues asynchrones (Redis).</w:t>
+        <w:t>Couche Applicative (Backend Laravel) : API RESTful orchestrant la logique métier, la génération des QR Codes, l'interaction avec l'API Gemini, l'envoi des e-mails, et les statistiques. Les traitements longs — analyse des documents par l'IA, envoi des identifiants par courriel — sont délégués à un système de queues asynchrones adossé à la base de données, drainé chaque minute par le planificateur.</w:t>
       </w:r>
     </w:p>
     <w:p>
@@ -5818,7 +5818,7 @@
           <w:sz w:val="20"/>
           <w:szCs w:val="20"/>
         </w:rPr>
-        <w:t>Services externes : Google Gemini API (analyse asynchrone des PDF) et Gmail SMTP (envoi des identifiants par e-mail).</w:t>
+        <w:t>Services externes : fournisseur d'analyse documentaire par IA (Gemini, Groq ou OpenRouter, au choix) et API Resend pour l'envoi des courriels — le port SMTP sortant étant fermé sur l'hébergement retenu.</w:t>
       </w:r>
     </w:p>
     <w:p>
@@ -6739,25 +6739,23 @@
           <w:sz w:val="20"/>
           <w:szCs w:val="20"/>
         </w:rPr>
-        <w:t xml:space="preserve">Fenêtre de validation des présences : de l'heure de début du cours jusqu'à l'heure de fin </w:t>
-      </w:r>
-      <w:r>
-        <w:rPr>
-          <w:rFonts w:eastAsia="Arial" w:cs="Arial"/>
-          <w:color w:val="333333"/>
-          <w:sz w:val="20"/>
-          <w:szCs w:val="20"/>
-        </w:rPr>
-        <w:t>plus</w:t>
-      </w:r>
-      <w:r>
-        <w:rPr>
-          <w:rFonts w:eastAsia="Arial" w:cs="Arial"/>
-          <w:color w:val="333333"/>
-          <w:sz w:val="20"/>
-          <w:szCs w:val="20"/>
-        </w:rPr>
-        <w:t xml:space="preserve"> 15 minutes configurables.</w:t>
+        <w:t>Fenêtre de validation des présences : elle est ancrée sur l'heure de fin du cours et s'étend de quinze minutes avant celle-ci à dix minutes après, ces deux bornes étant configurables. Ce choix est délibéré : une fenêtre ouverte dès le début de la séance permettrait à un étudiant de valider sa présence puis de quitter le cours.</w:t>
+      </w:r>
+      <w:r>
+        <w:rPr>
+          <w:rFonts w:eastAsia="Arial" w:cs="Arial"/>
+          <w:color w:val="333333"/>
+          <w:sz w:val="20"/>
+          <w:szCs w:val="20"/>
+        </w:rPr>
+      </w:r>
+      <w:r>
+        <w:rPr>
+          <w:rFonts w:eastAsia="Arial" w:cs="Arial"/>
+          <w:color w:val="333333"/>
+          <w:sz w:val="20"/>
+          <w:szCs w:val="20"/>
+        </w:rPr>
       </w:r>
     </w:p>
     <w:p>
@@ -6896,7 +6894,15 @@
           <w:sz w:val="20"/>
           <w:szCs w:val="20"/>
         </w:rPr>
-        <w:t>L'empreinte appareil (device fingerprint) ne signale pas de tentative de fraude.</w:t>
+        <w:t>Le défi anti-fraude accompagnant la requête correspond à celui émis par le serveur pour ce QR Code. Le défi est une signature du jeton par la clé de l'application : il est délivré au client lors de la consultation du cours et ne peut être fabriqué sans cette clé, qui ne quitte jamais le serveur.</w:t>
+        <w:br/>
+        <w:t>L'étudiant est inscrit à l'élément constitutif concerné, ou à défaut rattaché à la filière de la séance.</w:t>
+        <w:br/>
+        <w:t>La position transmise se situe dans le rayon de géorepérage de la salle, lorsque celle-ci est géolocalisée.</w:t>
+        <w:br/>
+        <w:t>Le réseau sans fil déclaré correspond à celui attendu pour la salle, lorsqu'un tel réseau est configuré et que la salle n'est pas en mode hors-réseau.</w:t>
+        <w:br/>
+        <w:t>L'empreinte de l'appareil ne révèle ni un second enregistrement du même étudiant depuis un autre appareil, ni un appareil déjà utilisé par un autre étudiant pour la même séance. Dans le premier cas la présence est refusée ; dans le second elle est enregistrée avec le statut « suspect » et soumise à validation manuelle.</w:t>
       </w:r>
     </w:p>
     <w:p>
@@ -6956,7 +6962,7 @@
           <w:sz w:val="20"/>
           <w:szCs w:val="20"/>
         </w:rPr>
-        <w:t>Liste des étudiants présentant des absences répétées (seuil configurable).</w:t>
+        <w:t>Classement des dix étudiants les plus absents, calculé sur les séances passées de leur filière.</w:t>
       </w:r>
     </w:p>
     <w:p>
@@ -7076,7 +7082,7 @@
           <w:sz w:val="20"/>
           <w:szCs w:val="20"/>
         </w:rPr>
-        <w:t>Authentification administrateur via Laravel Sanctum (sessions sécurisées, tokens révocables).</w:t>
+        <w:t>Authentification administrateur via Laravel Sanctum, par jetons Bearer sans état et révocables. L'API ne dépose aucun cookie de session : la protection CSRF est par conséquent sans objet.</w:t>
       </w:r>
     </w:p>
     <w:p>
@@ -7118,7 +7124,7 @@
           <w:sz w:val="20"/>
           <w:szCs w:val="20"/>
         </w:rPr>
-        <w:t>Toutes les communications chiffrées via HTTPS (redirection forcée par middleware Laravel).</w:t>
+        <w:t>Toutes les communications sont chiffrées via HTTPS. Un middleware redirige en 301 toute requête reçue en clair lorsque l'application tourne en production.</w:t>
       </w:r>
     </w:p>
     <w:p>
@@ -7199,7 +7205,7 @@
           <w:sz w:val="20"/>
           <w:szCs w:val="20"/>
         </w:rPr>
-        <w:t>Interface frontend : compte à rebours visuel, pré-chargement du prochain token à T-5 secondes.</w:t>
+        <w:t>La rotation est assurée côté serveur par le planificateur, qui régénère les jetons des cours dont la fenêtre de présence est ouverte. L'interface d'administration affiche le jeton courant et son échéance ; elle en demande un nouveau à chaque consultation, ce qui évite d'exposer un code déjà périmé.</w:t>
       </w:r>
     </w:p>
     <w:p>
@@ -7492,7 +7498,7 @@
                 <w:sz w:val="20"/>
                 <w:szCs w:val="20"/>
               </w:rPr>
-              <w:t>Monitoring UptimeRobot</w:t>
+              <w:t>Tâche planifiée de maintien en éveil, déclarée dans la configuration de déploiement</w:t>
             </w:r>
           </w:p>
         </w:tc>
@@ -7642,7 +7648,7 @@
                 <w:sz w:val="20"/>
                 <w:szCs w:val="20"/>
               </w:rPr>
-              <w:t>&lt; 500 ms (500 utilisateurs simultanés)</w:t>
+              <w:t>&lt; 500 ms jusqu'à 350 utilisateurs simultanés (mesuré : 496 ms au 95e percentile)</w:t>
             </w:r>
           </w:p>
         </w:tc>
@@ -7998,7 +8004,7 @@
                 <w:sz w:val="20"/>
                 <w:szCs w:val="20"/>
               </w:rPr>
-              <w:t>&gt; 500 étudiants sans dégradation</w:t>
+              <w:t>350 étudiants simultanés sous 500 ms ; 500 étudiants en 819 ms au 95e percentile, sans aucun échec</w:t>
             </w:r>
           </w:p>
         </w:tc>
@@ -8196,7 +8202,7 @@
           <w:sz w:val="20"/>
           <w:szCs w:val="20"/>
         </w:rPr>
-        <w:t>Page légère HTML/CSS statique (sans framework lourd) servie depuis le backend Laravel. Temps de chargement &lt; 500 ms sur 3G. Responsive, optimisée pour smartphones (375–430 px). Contient : champ de saisie de l'identifiant unique, affichage du cours correspondant au QR Code, résultat de la validation.</w:t>
+        <w:t>Page React dédiée, servie par le frontend et accessible sans authentification : c'est la cible du lien encodé dans le QR Code. Temps de chargement &lt; 500 ms sur 3G. Responsive, optimisée pour smartphones (375–430 px). Contient : champ de saisie de l'identifiant unique, affichage du cours correspondant au QR Code, résultat de la validation.</w:t>
       </w:r>
     </w:p>
     <w:p>
@@ -8316,7 +8322,7 @@
           <w:sz w:val="20"/>
           <w:szCs w:val="20"/>
         </w:rPr>
-        <w:t>La fenêtre de validation de présence est de 15 minutes après la fin du cours.</w:t>
+        <w:t>La fenêtre de validation de présence s'ouvre quinze minutes avant la fin du cours et se ferme dix minutes après celle-ci.</w:t>
       </w:r>
     </w:p>
     <w:p>
@@ -8457,7 +8463,7 @@
           <w:sz w:val="20"/>
           <w:szCs w:val="20"/>
         </w:rPr>
-        <w:t>Matérielles : serveur cloud (Render.com ou VPS dédié UAC), minimum 1 vCPU / 512 Mo RAM pour les phases de test, 2 vCPU / 2 Go RAM pour la production.</w:t>
+        <w:t>Matérielles : serveur cloud (Render.com ou VPS dédié UAC). Un vCPU et 512 Mo de mémoire suffisent aux phases de test. Le dimensionnement de production découle des mesures de charge : quatorze cœurs soutiennent 350 prises de présence simultanées sous 500 ms. Une salle de 500 étudiants requiert donc environ vingt cœurs, ou deux instances applicatives derrière un répartiteur de charge — le traitement d'un scan étant sans état partagé, la répartition est linéaire.</w:t>
       </w:r>
     </w:p>
     <w:p>
@@ -8478,7 +8484,7 @@
           <w:sz w:val="20"/>
           <w:szCs w:val="20"/>
         </w:rPr>
-        <w:t>Logicielles : PHP 8.3, Node.js (build React), PostgreSQL 16, Redis, serveur NGINX ou Apache, Git.</w:t>
+        <w:t>Logicielles : PHP 8.3, Node.js (build React), PostgreSQL 15 ou supérieur, serveur NGINX ou Apache, Git. Laravel Octane est requis pour atteindre les objectifs de charge : il maintient l'application en mémoire entre les requêtes, là où un serveur classique réamorce le framework à chaque appel.</w:t>
       </w:r>
     </w:p>
     <w:p>
@@ -8499,7 +8505,7 @@
           <w:sz w:val="20"/>
           <w:szCs w:val="20"/>
         </w:rPr>
-        <w:t>Services cloud : Google Gemini API (quota gratuit), Gmail SMTP ou service transactionnel équivalent.</w:t>
+        <w:t>Services cloud : fournisseur d'analyse documentaire par IA (Gemini par défaut, quota gratuit), API Resend pour les courriels transactionnels, et Supabase pour la base de données et le stockage des fichiers.</w:t>
       </w:r>
     </w:p>
     <w:p>
@@ -12222,7 +12228,7 @@
                 <w:sz w:val="20"/>
                 <w:szCs w:val="20"/>
               </w:rPr>
-              <w:t>Progressive Web App , application web installable sur mobile, avec accès hors-ligne partiel.</w:t>
+              <w:t>Application mobile Android (Expo / React Native) : scan par appareil photo, vérification de la position et du réseau, affichage du QR Code pour l'étudiant responsable de la promotion.</w:t>
             </w:r>
           </w:p>
         </w:tc>

--- a/backend/CDC_UAC_Presence_Final.docx
+++ b/backend/CDC_UAC_Presence_Final.docx
@@ -2646,7 +2646,11 @@
           <w:sz w:val="20"/>
           <w:szCs w:val="20"/>
         </w:rPr>
-        <w:t>La validation sécurisée des présences via QR Code dynamique dans une fenêtre temporelle strictement définie.</w:t>
+        <w:t>La validation sécurisée des présences via QR Code dynamique dans une fenêtre temporelle strictement définie, complétée par la vérification de la présence physique de l'étudiant.</w:t>
+        <w:br/>
+        <w:t>Le paramétrage des salles de cours : coordonnées géographiques, rayon de tolérance, réseau sans fil attendu, chaque salle pouvant être déclarée hors réseau lorsque ces contrôles ne s'appliquent pas.</w:t>
+        <w:br/>
+        <w:t>La validation manuelle, par l'administrateur, des présences signalées comme suspectes par le dispositif anti-fraude.</w:t>
       </w:r>
     </w:p>
     <w:p>
@@ -2764,6 +2768,8 @@
           <w:sz w:val="20"/>
           <w:szCs w:val="20"/>
         </w:rPr>
+        <w:t>Application mobile étudiante (Android), livrée sous forme de paquet installable : authentification par adresse électronique et identifiant unique, scan du QR Code par la caméra, consultation de l'historique et des statistiques personnelles, et affichage du QR Code de séance pour l'étudiant responsable de promotion. C'est le canal nominal de prise de présence : le module de scan y assemble l'empreinte d'appareil, la position et le réseau sans fil avant soumission.</w:t>
+        <w:br/>
         <w:t>Code source complet versionné sur un dépôt Git (GitHub), avec un historique de commits propre.</w:t>
       </w:r>
     </w:p>
@@ -4315,7 +4321,7 @@
           <w:sz w:val="20"/>
           <w:szCs w:val="20"/>
         </w:rPr>
-        <w:t>7.1.4 Intelligence artificielle : Google Gemini API</w:t>
+        <w:t>7.1.4 Intelligence artificielle : extraction documentaire multi-fournisseurs</w:t>
       </w:r>
     </w:p>
     <w:p>
@@ -4331,7 +4337,7 @@
           <w:sz w:val="20"/>
           <w:szCs w:val="20"/>
         </w:rPr>
-        <w:t>L'API Google Gemini est intégrée pour l'extraction automatisée d'informations structurées depuis des documents pédagogiques hétérogènes (emplois du temps, maquettes de formation). Son quota gratuit est suffisant pour un usage universitaire modéré, et sa capacité multimodale permet des extensions futures (analyse d'images, reconnaissance de formulaires scannés).</w:t>
+        <w:t>L'extraction automatisée d'informations structurées depuis des documents pédagogiques hétérogènes (emplois du temps, maquettes de formation) s'appuie sur une interface d'analyse abstraite, derrière laquelle trois fournisseurs sont interchangeables par simple paramétrage : Google Gemini, retenu par défaut pour son quota gratuit suffisant à un usage universitaire modéré et pour sa capacité multimodale ; Groq et OpenRouter en solutions de repli. Le nom du modèle relève lui aussi de la configuration et non du code, afin d'absorber sans redéploiement le retrait d'un modèle du catalogue de son éditeur.</w:t>
       </w:r>
     </w:p>
     <w:p>
@@ -7248,6 +7254,12 @@
           <w:szCs w:val="20"/>
         </w:rPr>
         <w:t>Contrainte d'unicité SQL : un seul enregistrement de présence autorisé par (etudiant_id, evenement_id).</w:t>
+        <w:br/>
+        <w:t>Défi de scan : à la lecture d'un QR Code, le serveur délivre, en même temps que les informations du cours, une signature cryptographique du jeton calculée avec la clé secrète de l'application. Le poste de saisie doit la restituer intacte au moment de la validation. Le défi hérite de la durée de vie et de l'usage unique du jeton auquel il est lié ; il ne peut être fabriqué par un client, et son absence ou sa non-conformité entraîne le rejet de la soumission ainsi que l'enregistrement d'une anomalie de sévérité haute.</w:t>
+        <w:br/>
+        <w:t>Vérification de présence physique : lorsque la salle du cours est renseignée et active, la validation exige en outre que la position transmise par l'appareil se situe dans le périmètre de géorepérage déclaré pour la salle, et que le réseau sans fil auquel l'appareil est connecté corresponde à celui de la salle (identifiant SSID ou adresse BSSID). Tout facteur configuré et non satisfait entraîne le refus de la validation, assorti d'un message précisant le motif — la distance au périmètre, par exemple — et l'enregistrement d'une anomalie. En l'absence de salle configurée, ou lorsque celle-ci est déclarée hors réseau, le système applique le mode de base fondé sur le seul QR Code, cette circonstance étant consignée avec la présence.</w:t>
+        <w:br/>
+        <w:t>Détection d'appareil partagé : lorsqu'une même empreinte d'appareil sert à plusieurs étudiants pour une même séance, les enregistrements suivants sont conservés avec le statut « suspect » et soumis à validation manuelle plutôt que refusés, l'administrateur tranchant au vu du contexte.</w:t>
       </w:r>
     </w:p>
     <w:p>
@@ -8463,7 +8475,7 @@
           <w:sz w:val="20"/>
           <w:szCs w:val="20"/>
         </w:rPr>
-        <w:t>Matérielles : serveur cloud (Render.com ou VPS dédié UAC). Un vCPU et 512 Mo de mémoire suffisent aux phases de test. Le dimensionnement de production découle des mesures de charge : quatorze cœurs soutiennent 350 prises de présence simultanées sous 500 ms. Une salle de 500 étudiants requiert donc environ vingt cœurs, ou deux instances applicatives derrière un répartiteur de charge — le traitement d'un scan étant sans état partagé, la répartition est linéaire.</w:t>
+        <w:t>Matérielles : serveur cloud (Render.com ou VPS dédié UAC). Un vCPU et 512 Mo de mémoire suffisent aux phases de test. Le dimensionnement de production découle des mesures de charge : la capacité observée est de l'ordre de vingt-cinq validations simultanées par cœur sous 500 ms au 95e percentile. Une promotion de 500 étudiants requiert donc au minimum vingt cœurs et 8 Go de mémoire sur une instance unique, ou deux instances de dix à douze cœurs derrière un répartiteur — le traitement d'un scan étant sans état partagé, la répartition est linéaire. Compter environ 256 Mo par processus applicatif résident, et dimensionner conjointement le nombre de processus et le pool de connexions à la base : augmenter les seuls processus déplace le goulot d'étranglement sans le lever.</w:t>
       </w:r>
     </w:p>
     <w:p>

--- a/backend/CDC_UAC_Presence_Final.docx
+++ b/backend/CDC_UAC_Presence_Final.docx
@@ -2412,7 +2412,7 @@
           <w:sz w:val="20"/>
           <w:szCs w:val="20"/>
         </w:rPr>
-        <w:t>Implémenter un QR Code dynamique régénéré automatiquement après chaque scan et à intervalle fixe (toutes les 60 secondes), afin d'empêcher la réutilisation frauduleuse des liens.</w:t>
+        <w:t>Implémenter un QR Code dynamique régénéré à intervalle fixe (toutes les 60 secondes), afin d'empêcher la réutilisation frauduleuse des liens.</w:t>
       </w:r>
     </w:p>
     <w:p>
@@ -6491,7 +6491,7 @@
                 <w:sz w:val="20"/>
                 <w:szCs w:val="20"/>
               </w:rPr>
-              <w:t>Régénéré après chaque scan et toutes les 60 secondes</w:t>
+              <w:t>Régénéré toutes les 60 secondes</w:t>
             </w:r>
           </w:p>
         </w:tc>
@@ -7169,7 +7169,7 @@
           <w:sz w:val="20"/>
           <w:szCs w:val="20"/>
         </w:rPr>
-        <w:t>Token UUID v4 régénéré automatiquement après chaque scan et toutes les 60 secondes.</w:t>
+        <w:t>Token UUID v4 régénéré toutes les 60 secondes par le planificateur. Un même jeton reste valable, pendant sa fenêtre, pour l'ensemble des étudiants présents : c'est sa durée de vie qui rend inutile un code photographié puis partagé, non un usage unique. Une validation unique par jeton limiterait la salle à un étudiant par minute.</w:t>
       </w:r>
     </w:p>
     <w:p>
@@ -7190,7 +7190,7 @@
           <w:sz w:val="20"/>
           <w:szCs w:val="20"/>
         </w:rPr>
-        <w:t>L'ancien token est immédiatement invalidé ; toute soumission avec un token expiré est rejetée (code HTTP 410 Gone).</w:t>
+        <w:t>À la rotation, l'ancien token est invalidé ; toute soumission avec un token expiré ou inconnu est rejetée (code HTTP 410 Gone).</w:t>
       </w:r>
     </w:p>
     <w:p>
@@ -8394,7 +8394,7 @@
           <w:sz w:val="20"/>
           <w:szCs w:val="20"/>
         </w:rPr>
-        <w:t>Le QR Code affiché en salle est régénéré après chaque scan et toutes les 60 secondes.</w:t>
+        <w:t>Le QR Code affiché en salle est régénéré toutes les 60 secondes.</w:t>
       </w:r>
     </w:p>
     <w:p>
